--- a/eng/docx/57.content.docx
+++ b/eng/docx/57.content.docx
@@ -28,22 +28,6 @@
       </w:r>
     </w:p>
     <w:p>
-      <w:pPr>
-        <w:pStyle w:val="Heading2"/>
-      </w:pPr>
-      <w:r>
-        <w:rPr>
-          <w:lang w:val="en_US" w:bidi="en_US"/>
-        </w:rPr>
-        <w:t>License Information</w:t>
-      </w:r>
-      <w:r>
-        <w:rPr>
-          <w:lang w:val="en_US" w:bidi="en_US"/>
-        </w:rPr>
-      </w:r>
-    </w:p>
-    <w:p>
       <w:pPr/>
       <w:r>
         <w:rPr>
@@ -61,13 +45,7 @@
         <w:rPr>
           <w:lang w:val="en_US" w:bidi="en_US"/>
         </w:rPr>
-        <w:t xml:space="preserve"> is based on</w:t>
-      </w:r>
-      <w:r>
-        <w:rPr>
-          <w:lang w:val="en_US" w:bidi="en_US"/>
-        </w:rPr>
-        <w:t xml:space="preserve">: </w:t>
+        <w:t xml:space="preserve"> is based on: </w:t>
       </w:r>
       <w:r>
         <w:rPr>
@@ -188,19 +166,6 @@
       <w:pPr>
         <w:pStyle w:val="Heading2"/>
       </w:pPr>
-      <w:r>
-        <w:rPr>
-          <w:lang w:val="en_US" w:bidi="en_US"/>
-        </w:rPr>
-      </w:r>
-    </w:p>
-    <w:p>
-      <w:pPr/>
-      <w:r>
-        <w:rPr>
-          <w:lang w:val="en_US" w:bidi="en_US"/>
-        </w:rPr>
-      </w:r>
       <w:r>
         <w:rPr>
           <w:lang w:val="en_US" w:bidi="en_US"/>

--- a/eng/docx/57.content.docx
+++ b/eng/docx/57.content.docx
@@ -45,19 +45,7 @@
         <w:rPr>
           <w:lang w:val="en_US" w:bidi="en_US"/>
         </w:rPr>
-        <w:t xml:space="preserve"> is based on: </w:t>
-      </w:r>
-      <w:r>
-        <w:rPr>
-          <w:lang w:val="en_US" w:bidi="en_US"/>
-        </w:rPr>
-        <w:t>Berean Standard Bible</w:t>
-      </w:r>
-      <w:r>
-        <w:rPr>
-          <w:lang w:val="en_US" w:bidi="en_US"/>
-        </w:rPr>
-        <w:t xml:space="preserve">, </w:t>
+        <w:t xml:space="preserve"> © </w:t>
       </w:r>
       <w:hyperlink r:id="rId13">
         <w:r>
@@ -75,7 +63,7 @@
         <w:rPr>
           <w:lang w:val="en_US" w:bidi="en_US"/>
         </w:rPr>
-        <w:t xml:space="preserve">, None, which is licensed under a </w:t>
+        <w:t xml:space="preserve">, licensed under a </w:t>
       </w:r>
       <w:hyperlink r:id="rId14">
         <w:r>
@@ -94,25 +82,6 @@
           <w:lang w:val="en_US" w:bidi="en_US"/>
         </w:rPr>
         <w:t>.</w:t>
-      </w:r>
-      <w:r>
-        <w:rPr>
-          <w:lang w:val="en_US" w:bidi="en_US"/>
-        </w:rPr>
-      </w:r>
-    </w:p>
-    <w:p>
-      <w:pPr/>
-      <w:r>
-        <w:rPr>
-          <w:lang w:val="en_US" w:bidi="en_US"/>
-        </w:rPr>
-      </w:r>
-      <w:r>
-        <w:rPr>
-          <w:lang w:val="en_US" w:bidi="en_US"/>
-        </w:rPr>
-        <w:t>This PDF version is provided under the same license.</w:t>
       </w:r>
       <w:r>
         <w:rPr>
@@ -212,14 +181,6 @@
       </w:pPr>
     </w:p>
     <w:p>
-      <w:pPr/>
-      <w:r>
-        <w:rPr>
-          <w:lang w:val="en_US" w:bidi="en_US"/>
-        </w:rPr>
-      </w:r>
-    </w:p>
-    <w:p>
       <w:pPr>
         <w:pStyle w:val="Heading2"/>
       </w:pPr>
@@ -255,16 +216,6 @@
         </w:rPr>
         <w:t xml:space="preserve"> Paul, a prisoner of Christ Jesus, and Timothy our brother, To Philemon our beloved fellow worker,</w:t>
       </w:r>
-      <w:r>
-        <w:rPr>
-          <w:lang w:val="en_US" w:bidi="en_US"/>
-        </w:rPr>
-      </w:r>
-      <w:r>
-        <w:rPr>
-          <w:lang w:val="en_US" w:bidi="en_US"/>
-        </w:rPr>
-      </w:r>
     </w:p>
     <w:p>
       <w:pPr/>
@@ -273,6 +224,19 @@
           <w:lang w:val="en_US" w:bidi="en_US"/>
         </w:rPr>
       </w:r>
+      <w:r>
+        <w:rPr>
+          <w:vertAlign w:val="superscript"/>
+          <w:lang w:val="en_US" w:bidi="en_US"/>
+        </w:rPr>
+        <w:t>2</w:t>
+      </w:r>
+      <w:r>
+        <w:rPr>
+          <w:lang w:val="en_US" w:bidi="en_US"/>
+        </w:rPr>
+        <w:t xml:space="preserve"> to Apphia our sister, to Archippus our fellow soldier, and to the church that meets at your house:</w:t>
+      </w:r>
     </w:p>
     <w:p>
       <w:pPr/>
@@ -286,23 +250,13 @@
           <w:vertAlign w:val="superscript"/>
           <w:lang w:val="en_US" w:bidi="en_US"/>
         </w:rPr>
-        <w:t>2</w:t>
-      </w:r>
-      <w:r>
-        <w:rPr>
-          <w:lang w:val="en_US" w:bidi="en_US"/>
-        </w:rPr>
-        <w:t xml:space="preserve"> to Apphia our sister, to Archippus our fellow soldier, and to the church that meets at your house:</w:t>
-      </w:r>
-      <w:r>
-        <w:rPr>
-          <w:lang w:val="en_US" w:bidi="en_US"/>
-        </w:rPr>
-      </w:r>
-      <w:r>
-        <w:rPr>
-          <w:lang w:val="en_US" w:bidi="en_US"/>
-        </w:rPr>
+        <w:t>3</w:t>
+      </w:r>
+      <w:r>
+        <w:rPr>
+          <w:lang w:val="en_US" w:bidi="en_US"/>
+        </w:rPr>
+        <w:t xml:space="preserve"> Grace and peace to you from God our Father and the Lord Jesus Christ.</w:t>
       </w:r>
     </w:p>
     <w:p>
@@ -312,6 +266,19 @@
           <w:lang w:val="en_US" w:bidi="en_US"/>
         </w:rPr>
       </w:r>
+      <w:r>
+        <w:rPr>
+          <w:vertAlign w:val="superscript"/>
+          <w:lang w:val="en_US" w:bidi="en_US"/>
+        </w:rPr>
+        <w:t>4</w:t>
+      </w:r>
+      <w:r>
+        <w:rPr>
+          <w:lang w:val="en_US" w:bidi="en_US"/>
+        </w:rPr>
+        <w:t xml:space="preserve"> I always thank my God, remembering you in my prayers,</w:t>
+      </w:r>
     </w:p>
     <w:p>
       <w:pPr/>
@@ -325,23 +292,13 @@
           <w:vertAlign w:val="superscript"/>
           <w:lang w:val="en_US" w:bidi="en_US"/>
         </w:rPr>
-        <w:t>3</w:t>
-      </w:r>
-      <w:r>
-        <w:rPr>
-          <w:lang w:val="en_US" w:bidi="en_US"/>
-        </w:rPr>
-        <w:t xml:space="preserve"> Grace and peace to you from God our Father and the Lord Jesus Christ.</w:t>
-      </w:r>
-      <w:r>
-        <w:rPr>
-          <w:lang w:val="en_US" w:bidi="en_US"/>
-        </w:rPr>
-      </w:r>
-      <w:r>
-        <w:rPr>
-          <w:lang w:val="en_US" w:bidi="en_US"/>
-        </w:rPr>
+        <w:t>5</w:t>
+      </w:r>
+      <w:r>
+        <w:rPr>
+          <w:lang w:val="en_US" w:bidi="en_US"/>
+        </w:rPr>
+        <w:t xml:space="preserve"> because I hear about your faith in the Lord Jesus and your love for all the saints.</w:t>
       </w:r>
     </w:p>
     <w:p>
@@ -351,6 +308,19 @@
           <w:lang w:val="en_US" w:bidi="en_US"/>
         </w:rPr>
       </w:r>
+      <w:r>
+        <w:rPr>
+          <w:vertAlign w:val="superscript"/>
+          <w:lang w:val="en_US" w:bidi="en_US"/>
+        </w:rPr>
+        <w:t>6</w:t>
+      </w:r>
+      <w:r>
+        <w:rPr>
+          <w:lang w:val="en_US" w:bidi="en_US"/>
+        </w:rPr>
+        <w:t xml:space="preserve"> I pray that your partnership in the faith may become effective as you fully acknowledge every good thing that is ours in Christ.</w:t>
+      </w:r>
     </w:p>
     <w:p>
       <w:pPr/>
@@ -364,23 +334,13 @@
           <w:vertAlign w:val="superscript"/>
           <w:lang w:val="en_US" w:bidi="en_US"/>
         </w:rPr>
-        <w:t>4</w:t>
-      </w:r>
-      <w:r>
-        <w:rPr>
-          <w:lang w:val="en_US" w:bidi="en_US"/>
-        </w:rPr>
-        <w:t xml:space="preserve"> I always thank my God, remembering you in my prayers,</w:t>
-      </w:r>
-      <w:r>
-        <w:rPr>
-          <w:lang w:val="en_US" w:bidi="en_US"/>
-        </w:rPr>
-      </w:r>
-      <w:r>
-        <w:rPr>
-          <w:lang w:val="en_US" w:bidi="en_US"/>
-        </w:rPr>
+        <w:t>7</w:t>
+      </w:r>
+      <w:r>
+        <w:rPr>
+          <w:lang w:val="en_US" w:bidi="en_US"/>
+        </w:rPr>
+        <w:t xml:space="preserve"> I take great joy and encouragement in your love, because you, brother, have refreshed the hearts of the saints.</w:t>
       </w:r>
     </w:p>
     <w:p>
@@ -390,6 +350,19 @@
           <w:lang w:val="en_US" w:bidi="en_US"/>
         </w:rPr>
       </w:r>
+      <w:r>
+        <w:rPr>
+          <w:vertAlign w:val="superscript"/>
+          <w:lang w:val="en_US" w:bidi="en_US"/>
+        </w:rPr>
+        <w:t>8</w:t>
+      </w:r>
+      <w:r>
+        <w:rPr>
+          <w:lang w:val="en_US" w:bidi="en_US"/>
+        </w:rPr>
+        <w:t xml:space="preserve"> So although in Christ I am bold enough to order you to do what is proper,</w:t>
+      </w:r>
     </w:p>
     <w:p>
       <w:pPr/>
@@ -403,23 +376,13 @@
           <w:vertAlign w:val="superscript"/>
           <w:lang w:val="en_US" w:bidi="en_US"/>
         </w:rPr>
-        <w:t>5</w:t>
-      </w:r>
-      <w:r>
-        <w:rPr>
-          <w:lang w:val="en_US" w:bidi="en_US"/>
-        </w:rPr>
-        <w:t xml:space="preserve"> because I hear about your faith in the Lord Jesus and your love for all the saints.</w:t>
-      </w:r>
-      <w:r>
-        <w:rPr>
-          <w:lang w:val="en_US" w:bidi="en_US"/>
-        </w:rPr>
-      </w:r>
-      <w:r>
-        <w:rPr>
-          <w:lang w:val="en_US" w:bidi="en_US"/>
-        </w:rPr>
+        <w:t>9</w:t>
+      </w:r>
+      <w:r>
+        <w:rPr>
+          <w:lang w:val="en_US" w:bidi="en_US"/>
+        </w:rPr>
+        <w:t xml:space="preserve"> I prefer to appeal on the basis of love. For I, Paul, am now aged, and a prisoner of Christ Jesus as well.</w:t>
       </w:r>
     </w:p>
     <w:p>
@@ -429,6 +392,19 @@
           <w:lang w:val="en_US" w:bidi="en_US"/>
         </w:rPr>
       </w:r>
+      <w:r>
+        <w:rPr>
+          <w:vertAlign w:val="superscript"/>
+          <w:lang w:val="en_US" w:bidi="en_US"/>
+        </w:rPr>
+        <w:t>10</w:t>
+      </w:r>
+      <w:r>
+        <w:rPr>
+          <w:lang w:val="en_US" w:bidi="en_US"/>
+        </w:rPr>
+        <w:t xml:space="preserve"> I appeal to you for my child Onesimus, whose father I became while I was in chains.</w:t>
+      </w:r>
     </w:p>
     <w:p>
       <w:pPr/>
@@ -442,23 +418,13 @@
           <w:vertAlign w:val="superscript"/>
           <w:lang w:val="en_US" w:bidi="en_US"/>
         </w:rPr>
-        <w:t>6</w:t>
-      </w:r>
-      <w:r>
-        <w:rPr>
-          <w:lang w:val="en_US" w:bidi="en_US"/>
-        </w:rPr>
-        <w:t xml:space="preserve"> I pray that your partnership in the faith may become effective as you fully acknowledge every good thing that is ours in Christ.</w:t>
-      </w:r>
-      <w:r>
-        <w:rPr>
-          <w:lang w:val="en_US" w:bidi="en_US"/>
-        </w:rPr>
-      </w:r>
-      <w:r>
-        <w:rPr>
-          <w:lang w:val="en_US" w:bidi="en_US"/>
-        </w:rPr>
+        <w:t>11</w:t>
+      </w:r>
+      <w:r>
+        <w:rPr>
+          <w:lang w:val="en_US" w:bidi="en_US"/>
+        </w:rPr>
+        <w:t xml:space="preserve"> Formerly he was useless to you, but now he has become useful both to you and to me.</w:t>
       </w:r>
     </w:p>
     <w:p>
@@ -468,6 +434,19 @@
           <w:lang w:val="en_US" w:bidi="en_US"/>
         </w:rPr>
       </w:r>
+      <w:r>
+        <w:rPr>
+          <w:vertAlign w:val="superscript"/>
+          <w:lang w:val="en_US" w:bidi="en_US"/>
+        </w:rPr>
+        <w:t>12</w:t>
+      </w:r>
+      <w:r>
+        <w:rPr>
+          <w:lang w:val="en_US" w:bidi="en_US"/>
+        </w:rPr>
+        <w:t xml:space="preserve"> I am sending back to you him who is my very heart.</w:t>
+      </w:r>
     </w:p>
     <w:p>
       <w:pPr/>
@@ -481,23 +460,13 @@
           <w:vertAlign w:val="superscript"/>
           <w:lang w:val="en_US" w:bidi="en_US"/>
         </w:rPr>
-        <w:t>7</w:t>
-      </w:r>
-      <w:r>
-        <w:rPr>
-          <w:lang w:val="en_US" w:bidi="en_US"/>
-        </w:rPr>
-        <w:t xml:space="preserve"> I take great joy and encouragement in your love, because you, brother, have refreshed the hearts of the saints.</w:t>
-      </w:r>
-      <w:r>
-        <w:rPr>
-          <w:lang w:val="en_US" w:bidi="en_US"/>
-        </w:rPr>
-      </w:r>
-      <w:r>
-        <w:rPr>
-          <w:lang w:val="en_US" w:bidi="en_US"/>
-        </w:rPr>
+        <w:t>13</w:t>
+      </w:r>
+      <w:r>
+        <w:rPr>
+          <w:lang w:val="en_US" w:bidi="en_US"/>
+        </w:rPr>
+        <w:t xml:space="preserve"> I would have liked to keep him with me, so that on your behalf he could minister to me in my chains for the gospel.</w:t>
       </w:r>
     </w:p>
     <w:p>
@@ -507,6 +476,19 @@
           <w:lang w:val="en_US" w:bidi="en_US"/>
         </w:rPr>
       </w:r>
+      <w:r>
+        <w:rPr>
+          <w:vertAlign w:val="superscript"/>
+          <w:lang w:val="en_US" w:bidi="en_US"/>
+        </w:rPr>
+        <w:t>14</w:t>
+      </w:r>
+      <w:r>
+        <w:rPr>
+          <w:lang w:val="en_US" w:bidi="en_US"/>
+        </w:rPr>
+        <w:t xml:space="preserve"> But I did not want to do anything without your consent, so that your goodness will not be out of compulsion, but by your own free will.</w:t>
+      </w:r>
     </w:p>
     <w:p>
       <w:pPr/>
@@ -520,23 +502,13 @@
           <w:vertAlign w:val="superscript"/>
           <w:lang w:val="en_US" w:bidi="en_US"/>
         </w:rPr>
-        <w:t>8</w:t>
-      </w:r>
-      <w:r>
-        <w:rPr>
-          <w:lang w:val="en_US" w:bidi="en_US"/>
-        </w:rPr>
-        <w:t xml:space="preserve"> So although in Christ I am bold enough to order you to do what is proper,</w:t>
-      </w:r>
-      <w:r>
-        <w:rPr>
-          <w:lang w:val="en_US" w:bidi="en_US"/>
-        </w:rPr>
-      </w:r>
-      <w:r>
-        <w:rPr>
-          <w:lang w:val="en_US" w:bidi="en_US"/>
-        </w:rPr>
+        <w:t>15</w:t>
+      </w:r>
+      <w:r>
+        <w:rPr>
+          <w:lang w:val="en_US" w:bidi="en_US"/>
+        </w:rPr>
+        <w:t xml:space="preserve"> For perhaps this is why he was separated from you for a while, so that you might have him back for good—</w:t>
       </w:r>
     </w:p>
     <w:p>
@@ -546,6 +518,19 @@
           <w:lang w:val="en_US" w:bidi="en_US"/>
         </w:rPr>
       </w:r>
+      <w:r>
+        <w:rPr>
+          <w:vertAlign w:val="superscript"/>
+          <w:lang w:val="en_US" w:bidi="en_US"/>
+        </w:rPr>
+        <w:t>16</w:t>
+      </w:r>
+      <w:r>
+        <w:rPr>
+          <w:lang w:val="en_US" w:bidi="en_US"/>
+        </w:rPr>
+        <w:t xml:space="preserve"> no longer as a slave, but better than a slave, as a beloved brother. He is especially beloved to me, but even more so to you, both in person and in the Lord.</w:t>
+      </w:r>
     </w:p>
     <w:p>
       <w:pPr/>
@@ -559,23 +544,13 @@
           <w:vertAlign w:val="superscript"/>
           <w:lang w:val="en_US" w:bidi="en_US"/>
         </w:rPr>
-        <w:t>9</w:t>
-      </w:r>
-      <w:r>
-        <w:rPr>
-          <w:lang w:val="en_US" w:bidi="en_US"/>
-        </w:rPr>
-        <w:t xml:space="preserve"> I prefer to appeal on the basis of love. For I, Paul, am now aged, and a prisoner of Christ Jesus as well.</w:t>
-      </w:r>
-      <w:r>
-        <w:rPr>
-          <w:lang w:val="en_US" w:bidi="en_US"/>
-        </w:rPr>
-      </w:r>
-      <w:r>
-        <w:rPr>
-          <w:lang w:val="en_US" w:bidi="en_US"/>
-        </w:rPr>
+        <w:t>17</w:t>
+      </w:r>
+      <w:r>
+        <w:rPr>
+          <w:lang w:val="en_US" w:bidi="en_US"/>
+        </w:rPr>
+        <w:t xml:space="preserve"> So if you consider me a partner, receive him as you would receive me.</w:t>
       </w:r>
     </w:p>
     <w:p>
@@ -585,6 +560,19 @@
           <w:lang w:val="en_US" w:bidi="en_US"/>
         </w:rPr>
       </w:r>
+      <w:r>
+        <w:rPr>
+          <w:vertAlign w:val="superscript"/>
+          <w:lang w:val="en_US" w:bidi="en_US"/>
+        </w:rPr>
+        <w:t>18</w:t>
+      </w:r>
+      <w:r>
+        <w:rPr>
+          <w:lang w:val="en_US" w:bidi="en_US"/>
+        </w:rPr>
+        <w:t xml:space="preserve"> But if he has wronged you in any way or owes you anything, charge it to my account.</w:t>
+      </w:r>
     </w:p>
     <w:p>
       <w:pPr/>
@@ -598,23 +586,13 @@
           <w:vertAlign w:val="superscript"/>
           <w:lang w:val="en_US" w:bidi="en_US"/>
         </w:rPr>
-        <w:t>10</w:t>
-      </w:r>
-      <w:r>
-        <w:rPr>
-          <w:lang w:val="en_US" w:bidi="en_US"/>
-        </w:rPr>
-        <w:t xml:space="preserve"> I appeal to you for my child Onesimus, whose father I became while I was in chains.</w:t>
-      </w:r>
-      <w:r>
-        <w:rPr>
-          <w:lang w:val="en_US" w:bidi="en_US"/>
-        </w:rPr>
-      </w:r>
-      <w:r>
-        <w:rPr>
-          <w:lang w:val="en_US" w:bidi="en_US"/>
-        </w:rPr>
+        <w:t>19</w:t>
+      </w:r>
+      <w:r>
+        <w:rPr>
+          <w:lang w:val="en_US" w:bidi="en_US"/>
+        </w:rPr>
+        <w:t xml:space="preserve"> I, Paul, write this with my own hand. I will repay it—not to mention that you owe me your very self.</w:t>
       </w:r>
     </w:p>
     <w:p>
@@ -624,6 +602,19 @@
           <w:lang w:val="en_US" w:bidi="en_US"/>
         </w:rPr>
       </w:r>
+      <w:r>
+        <w:rPr>
+          <w:vertAlign w:val="superscript"/>
+          <w:lang w:val="en_US" w:bidi="en_US"/>
+        </w:rPr>
+        <w:t>20</w:t>
+      </w:r>
+      <w:r>
+        <w:rPr>
+          <w:lang w:val="en_US" w:bidi="en_US"/>
+        </w:rPr>
+        <w:t xml:space="preserve"> Yes, brother, let me have some benefit from you in the Lord. Refresh my heart in Christ.</w:t>
+      </w:r>
     </w:p>
     <w:p>
       <w:pPr/>
@@ -637,23 +628,13 @@
           <w:vertAlign w:val="superscript"/>
           <w:lang w:val="en_US" w:bidi="en_US"/>
         </w:rPr>
-        <w:t>11</w:t>
-      </w:r>
-      <w:r>
-        <w:rPr>
-          <w:lang w:val="en_US" w:bidi="en_US"/>
-        </w:rPr>
-        <w:t xml:space="preserve"> Formerly he was useless to you, but now he has become useful both to you and to me.</w:t>
-      </w:r>
-      <w:r>
-        <w:rPr>
-          <w:lang w:val="en_US" w:bidi="en_US"/>
-        </w:rPr>
-      </w:r>
-      <w:r>
-        <w:rPr>
-          <w:lang w:val="en_US" w:bidi="en_US"/>
-        </w:rPr>
+        <w:t>21</w:t>
+      </w:r>
+      <w:r>
+        <w:rPr>
+          <w:lang w:val="en_US" w:bidi="en_US"/>
+        </w:rPr>
+        <w:t xml:space="preserve"> Confident of your obedience, I write to you, knowing that you will do even more than I ask.</w:t>
       </w:r>
     </w:p>
     <w:p>
@@ -663,6 +644,19 @@
           <w:lang w:val="en_US" w:bidi="en_US"/>
         </w:rPr>
       </w:r>
+      <w:r>
+        <w:rPr>
+          <w:vertAlign w:val="superscript"/>
+          <w:lang w:val="en_US" w:bidi="en_US"/>
+        </w:rPr>
+        <w:t>22</w:t>
+      </w:r>
+      <w:r>
+        <w:rPr>
+          <w:lang w:val="en_US" w:bidi="en_US"/>
+        </w:rPr>
+        <w:t xml:space="preserve"> In the meantime, prepare a guest room for me, because I hope that through your prayers I will be restored to you.</w:t>
+      </w:r>
     </w:p>
     <w:p>
       <w:pPr/>
@@ -676,23 +670,13 @@
           <w:vertAlign w:val="superscript"/>
           <w:lang w:val="en_US" w:bidi="en_US"/>
         </w:rPr>
-        <w:t>12</w:t>
-      </w:r>
-      <w:r>
-        <w:rPr>
-          <w:lang w:val="en_US" w:bidi="en_US"/>
-        </w:rPr>
-        <w:t xml:space="preserve"> I am sending back to you him who is my very heart.</w:t>
-      </w:r>
-      <w:r>
-        <w:rPr>
-          <w:lang w:val="en_US" w:bidi="en_US"/>
-        </w:rPr>
-      </w:r>
-      <w:r>
-        <w:rPr>
-          <w:lang w:val="en_US" w:bidi="en_US"/>
-        </w:rPr>
+        <w:t>23</w:t>
+      </w:r>
+      <w:r>
+        <w:rPr>
+          <w:lang w:val="en_US" w:bidi="en_US"/>
+        </w:rPr>
+        <w:t xml:space="preserve"> Epaphras, my fellow prisoner in Christ Jesus, sends you greetings,</w:t>
       </w:r>
     </w:p>
     <w:p>
@@ -702,6 +686,19 @@
           <w:lang w:val="en_US" w:bidi="en_US"/>
         </w:rPr>
       </w:r>
+      <w:r>
+        <w:rPr>
+          <w:vertAlign w:val="superscript"/>
+          <w:lang w:val="en_US" w:bidi="en_US"/>
+        </w:rPr>
+        <w:t>24</w:t>
+      </w:r>
+      <w:r>
+        <w:rPr>
+          <w:lang w:val="en_US" w:bidi="en_US"/>
+        </w:rPr>
+        <w:t xml:space="preserve"> as do Mark, Aristarchus, Demas, and Luke, my fellow workers.</w:t>
+      </w:r>
     </w:p>
     <w:p>
       <w:pPr/>
@@ -715,474 +712,6 @@
           <w:vertAlign w:val="superscript"/>
           <w:lang w:val="en_US" w:bidi="en_US"/>
         </w:rPr>
-        <w:t>13</w:t>
-      </w:r>
-      <w:r>
-        <w:rPr>
-          <w:lang w:val="en_US" w:bidi="en_US"/>
-        </w:rPr>
-        <w:t xml:space="preserve"> I would have liked to keep him with me, so that on your behalf he could minister to me in my chains for the gospel.</w:t>
-      </w:r>
-      <w:r>
-        <w:rPr>
-          <w:lang w:val="en_US" w:bidi="en_US"/>
-        </w:rPr>
-      </w:r>
-      <w:r>
-        <w:rPr>
-          <w:lang w:val="en_US" w:bidi="en_US"/>
-        </w:rPr>
-      </w:r>
-    </w:p>
-    <w:p>
-      <w:pPr/>
-      <w:r>
-        <w:rPr>
-          <w:lang w:val="en_US" w:bidi="en_US"/>
-        </w:rPr>
-      </w:r>
-    </w:p>
-    <w:p>
-      <w:pPr/>
-      <w:r>
-        <w:rPr>
-          <w:lang w:val="en_US" w:bidi="en_US"/>
-        </w:rPr>
-      </w:r>
-      <w:r>
-        <w:rPr>
-          <w:vertAlign w:val="superscript"/>
-          <w:lang w:val="en_US" w:bidi="en_US"/>
-        </w:rPr>
-        <w:t>14</w:t>
-      </w:r>
-      <w:r>
-        <w:rPr>
-          <w:lang w:val="en_US" w:bidi="en_US"/>
-        </w:rPr>
-        <w:t xml:space="preserve"> But I did not want to do anything without your consent, so that your goodness will not be out of compulsion, but by your own free will.</w:t>
-      </w:r>
-      <w:r>
-        <w:rPr>
-          <w:lang w:val="en_US" w:bidi="en_US"/>
-        </w:rPr>
-      </w:r>
-      <w:r>
-        <w:rPr>
-          <w:lang w:val="en_US" w:bidi="en_US"/>
-        </w:rPr>
-      </w:r>
-    </w:p>
-    <w:p>
-      <w:pPr/>
-      <w:r>
-        <w:rPr>
-          <w:lang w:val="en_US" w:bidi="en_US"/>
-        </w:rPr>
-      </w:r>
-    </w:p>
-    <w:p>
-      <w:pPr/>
-      <w:r>
-        <w:rPr>
-          <w:lang w:val="en_US" w:bidi="en_US"/>
-        </w:rPr>
-      </w:r>
-      <w:r>
-        <w:rPr>
-          <w:vertAlign w:val="superscript"/>
-          <w:lang w:val="en_US" w:bidi="en_US"/>
-        </w:rPr>
-        <w:t>15</w:t>
-      </w:r>
-      <w:r>
-        <w:rPr>
-          <w:lang w:val="en_US" w:bidi="en_US"/>
-        </w:rPr>
-        <w:t xml:space="preserve"> For perhaps this is why he was separated from you for a while, so that you might have him back for good—</w:t>
-      </w:r>
-      <w:r>
-        <w:rPr>
-          <w:lang w:val="en_US" w:bidi="en_US"/>
-        </w:rPr>
-      </w:r>
-      <w:r>
-        <w:rPr>
-          <w:lang w:val="en_US" w:bidi="en_US"/>
-        </w:rPr>
-      </w:r>
-    </w:p>
-    <w:p>
-      <w:pPr/>
-      <w:r>
-        <w:rPr>
-          <w:lang w:val="en_US" w:bidi="en_US"/>
-        </w:rPr>
-      </w:r>
-    </w:p>
-    <w:p>
-      <w:pPr/>
-      <w:r>
-        <w:rPr>
-          <w:lang w:val="en_US" w:bidi="en_US"/>
-        </w:rPr>
-      </w:r>
-      <w:r>
-        <w:rPr>
-          <w:vertAlign w:val="superscript"/>
-          <w:lang w:val="en_US" w:bidi="en_US"/>
-        </w:rPr>
-        <w:t>16</w:t>
-      </w:r>
-      <w:r>
-        <w:rPr>
-          <w:lang w:val="en_US" w:bidi="en_US"/>
-        </w:rPr>
-        <w:t xml:space="preserve"> no longer as a slave, but better than a slave, as a beloved brother. He is especially beloved to me, but even more so to you, both in person and in the Lord.</w:t>
-      </w:r>
-      <w:r>
-        <w:rPr>
-          <w:lang w:val="en_US" w:bidi="en_US"/>
-        </w:rPr>
-      </w:r>
-      <w:r>
-        <w:rPr>
-          <w:lang w:val="en_US" w:bidi="en_US"/>
-        </w:rPr>
-      </w:r>
-    </w:p>
-    <w:p>
-      <w:pPr/>
-      <w:r>
-        <w:rPr>
-          <w:lang w:val="en_US" w:bidi="en_US"/>
-        </w:rPr>
-      </w:r>
-    </w:p>
-    <w:p>
-      <w:pPr/>
-      <w:r>
-        <w:rPr>
-          <w:lang w:val="en_US" w:bidi="en_US"/>
-        </w:rPr>
-      </w:r>
-      <w:r>
-        <w:rPr>
-          <w:vertAlign w:val="superscript"/>
-          <w:lang w:val="en_US" w:bidi="en_US"/>
-        </w:rPr>
-        <w:t>17</w:t>
-      </w:r>
-      <w:r>
-        <w:rPr>
-          <w:lang w:val="en_US" w:bidi="en_US"/>
-        </w:rPr>
-        <w:t xml:space="preserve"> So if you consider me a partner, receive him as you would receive me.</w:t>
-      </w:r>
-      <w:r>
-        <w:rPr>
-          <w:lang w:val="en_US" w:bidi="en_US"/>
-        </w:rPr>
-      </w:r>
-      <w:r>
-        <w:rPr>
-          <w:lang w:val="en_US" w:bidi="en_US"/>
-        </w:rPr>
-      </w:r>
-    </w:p>
-    <w:p>
-      <w:pPr/>
-      <w:r>
-        <w:rPr>
-          <w:lang w:val="en_US" w:bidi="en_US"/>
-        </w:rPr>
-      </w:r>
-    </w:p>
-    <w:p>
-      <w:pPr/>
-      <w:r>
-        <w:rPr>
-          <w:lang w:val="en_US" w:bidi="en_US"/>
-        </w:rPr>
-      </w:r>
-      <w:r>
-        <w:rPr>
-          <w:vertAlign w:val="superscript"/>
-          <w:lang w:val="en_US" w:bidi="en_US"/>
-        </w:rPr>
-        <w:t>18</w:t>
-      </w:r>
-      <w:r>
-        <w:rPr>
-          <w:lang w:val="en_US" w:bidi="en_US"/>
-        </w:rPr>
-        <w:t xml:space="preserve"> But if he has wronged you in any way or owes you anything, charge it to my account.</w:t>
-      </w:r>
-      <w:r>
-        <w:rPr>
-          <w:lang w:val="en_US" w:bidi="en_US"/>
-        </w:rPr>
-      </w:r>
-      <w:r>
-        <w:rPr>
-          <w:lang w:val="en_US" w:bidi="en_US"/>
-        </w:rPr>
-      </w:r>
-    </w:p>
-    <w:p>
-      <w:pPr/>
-      <w:r>
-        <w:rPr>
-          <w:lang w:val="en_US" w:bidi="en_US"/>
-        </w:rPr>
-      </w:r>
-    </w:p>
-    <w:p>
-      <w:pPr/>
-      <w:r>
-        <w:rPr>
-          <w:lang w:val="en_US" w:bidi="en_US"/>
-        </w:rPr>
-      </w:r>
-      <w:r>
-        <w:rPr>
-          <w:vertAlign w:val="superscript"/>
-          <w:lang w:val="en_US" w:bidi="en_US"/>
-        </w:rPr>
-        <w:t>19</w:t>
-      </w:r>
-      <w:r>
-        <w:rPr>
-          <w:lang w:val="en_US" w:bidi="en_US"/>
-        </w:rPr>
-        <w:t xml:space="preserve"> I, Paul, write this with my own hand. I will repay it—not to mention that you owe me your very self.</w:t>
-      </w:r>
-      <w:r>
-        <w:rPr>
-          <w:lang w:val="en_US" w:bidi="en_US"/>
-        </w:rPr>
-      </w:r>
-      <w:r>
-        <w:rPr>
-          <w:lang w:val="en_US" w:bidi="en_US"/>
-        </w:rPr>
-      </w:r>
-    </w:p>
-    <w:p>
-      <w:pPr/>
-      <w:r>
-        <w:rPr>
-          <w:lang w:val="en_US" w:bidi="en_US"/>
-        </w:rPr>
-      </w:r>
-    </w:p>
-    <w:p>
-      <w:pPr/>
-      <w:r>
-        <w:rPr>
-          <w:lang w:val="en_US" w:bidi="en_US"/>
-        </w:rPr>
-      </w:r>
-      <w:r>
-        <w:rPr>
-          <w:vertAlign w:val="superscript"/>
-          <w:lang w:val="en_US" w:bidi="en_US"/>
-        </w:rPr>
-        <w:t>20</w:t>
-      </w:r>
-      <w:r>
-        <w:rPr>
-          <w:lang w:val="en_US" w:bidi="en_US"/>
-        </w:rPr>
-        <w:t xml:space="preserve"> Yes, brother, let me have some benefit from you in the Lord. Refresh my heart in Christ.</w:t>
-      </w:r>
-      <w:r>
-        <w:rPr>
-          <w:lang w:val="en_US" w:bidi="en_US"/>
-        </w:rPr>
-      </w:r>
-      <w:r>
-        <w:rPr>
-          <w:lang w:val="en_US" w:bidi="en_US"/>
-        </w:rPr>
-      </w:r>
-    </w:p>
-    <w:p>
-      <w:pPr/>
-      <w:r>
-        <w:rPr>
-          <w:lang w:val="en_US" w:bidi="en_US"/>
-        </w:rPr>
-      </w:r>
-    </w:p>
-    <w:p>
-      <w:pPr/>
-      <w:r>
-        <w:rPr>
-          <w:lang w:val="en_US" w:bidi="en_US"/>
-        </w:rPr>
-      </w:r>
-      <w:r>
-        <w:rPr>
-          <w:vertAlign w:val="superscript"/>
-          <w:lang w:val="en_US" w:bidi="en_US"/>
-        </w:rPr>
-        <w:t>21</w:t>
-      </w:r>
-      <w:r>
-        <w:rPr>
-          <w:lang w:val="en_US" w:bidi="en_US"/>
-        </w:rPr>
-        <w:t xml:space="preserve"> Confident of your obedience, I write to you, knowing that you will do even more than I ask.</w:t>
-      </w:r>
-      <w:r>
-        <w:rPr>
-          <w:lang w:val="en_US" w:bidi="en_US"/>
-        </w:rPr>
-      </w:r>
-      <w:r>
-        <w:rPr>
-          <w:lang w:val="en_US" w:bidi="en_US"/>
-        </w:rPr>
-      </w:r>
-    </w:p>
-    <w:p>
-      <w:pPr/>
-      <w:r>
-        <w:rPr>
-          <w:lang w:val="en_US" w:bidi="en_US"/>
-        </w:rPr>
-      </w:r>
-    </w:p>
-    <w:p>
-      <w:pPr/>
-      <w:r>
-        <w:rPr>
-          <w:lang w:val="en_US" w:bidi="en_US"/>
-        </w:rPr>
-      </w:r>
-      <w:r>
-        <w:rPr>
-          <w:vertAlign w:val="superscript"/>
-          <w:lang w:val="en_US" w:bidi="en_US"/>
-        </w:rPr>
-        <w:t>22</w:t>
-      </w:r>
-      <w:r>
-        <w:rPr>
-          <w:lang w:val="en_US" w:bidi="en_US"/>
-        </w:rPr>
-        <w:t xml:space="preserve"> In the meantime, prepare a guest room for me, because I hope that through your prayers I will be restored to you.</w:t>
-      </w:r>
-      <w:r>
-        <w:rPr>
-          <w:lang w:val="en_US" w:bidi="en_US"/>
-        </w:rPr>
-      </w:r>
-      <w:r>
-        <w:rPr>
-          <w:lang w:val="en_US" w:bidi="en_US"/>
-        </w:rPr>
-      </w:r>
-    </w:p>
-    <w:p>
-      <w:pPr/>
-      <w:r>
-        <w:rPr>
-          <w:lang w:val="en_US" w:bidi="en_US"/>
-        </w:rPr>
-      </w:r>
-    </w:p>
-    <w:p>
-      <w:pPr/>
-      <w:r>
-        <w:rPr>
-          <w:lang w:val="en_US" w:bidi="en_US"/>
-        </w:rPr>
-      </w:r>
-      <w:r>
-        <w:rPr>
-          <w:vertAlign w:val="superscript"/>
-          <w:lang w:val="en_US" w:bidi="en_US"/>
-        </w:rPr>
-        <w:t>23</w:t>
-      </w:r>
-      <w:r>
-        <w:rPr>
-          <w:lang w:val="en_US" w:bidi="en_US"/>
-        </w:rPr>
-        <w:t xml:space="preserve"> Epaphras, my fellow prisoner in Christ Jesus, sends you greetings,</w:t>
-      </w:r>
-      <w:r>
-        <w:rPr>
-          <w:lang w:val="en_US" w:bidi="en_US"/>
-        </w:rPr>
-      </w:r>
-      <w:r>
-        <w:rPr>
-          <w:lang w:val="en_US" w:bidi="en_US"/>
-        </w:rPr>
-      </w:r>
-    </w:p>
-    <w:p>
-      <w:pPr/>
-      <w:r>
-        <w:rPr>
-          <w:lang w:val="en_US" w:bidi="en_US"/>
-        </w:rPr>
-      </w:r>
-    </w:p>
-    <w:p>
-      <w:pPr/>
-      <w:r>
-        <w:rPr>
-          <w:lang w:val="en_US" w:bidi="en_US"/>
-        </w:rPr>
-      </w:r>
-      <w:r>
-        <w:rPr>
-          <w:vertAlign w:val="superscript"/>
-          <w:lang w:val="en_US" w:bidi="en_US"/>
-        </w:rPr>
-        <w:t>24</w:t>
-      </w:r>
-      <w:r>
-        <w:rPr>
-          <w:lang w:val="en_US" w:bidi="en_US"/>
-        </w:rPr>
-        <w:t xml:space="preserve"> as do Mark, Aristarchus, Demas, and Luke, my fellow workers.</w:t>
-      </w:r>
-      <w:r>
-        <w:rPr>
-          <w:lang w:val="en_US" w:bidi="en_US"/>
-        </w:rPr>
-      </w:r>
-      <w:r>
-        <w:rPr>
-          <w:lang w:val="en_US" w:bidi="en_US"/>
-        </w:rPr>
-      </w:r>
-    </w:p>
-    <w:p>
-      <w:pPr/>
-      <w:r>
-        <w:rPr>
-          <w:lang w:val="en_US" w:bidi="en_US"/>
-        </w:rPr>
-      </w:r>
-    </w:p>
-    <w:p>
-      <w:pPr/>
-      <w:r>
-        <w:rPr>
-          <w:lang w:val="en_US" w:bidi="en_US"/>
-        </w:rPr>
-      </w:r>
-      <w:r>
-        <w:rPr>
-          <w:vertAlign w:val="superscript"/>
-          <w:lang w:val="en_US" w:bidi="en_US"/>
-        </w:rPr>
         <w:t>25</w:t>
       </w:r>
       <w:r>
@@ -1190,16 +719,6 @@
           <w:lang w:val="en_US" w:bidi="en_US"/>
         </w:rPr>
         <w:t xml:space="preserve"> The grace of the Lord Jesus Christ be with your spirit.</w:t>
-      </w:r>
-      <w:r>
-        <w:rPr>
-          <w:lang w:val="en_US" w:bidi="en_US"/>
-        </w:rPr>
-      </w:r>
-      <w:r>
-        <w:rPr>
-          <w:lang w:val="en_US" w:bidi="en_US"/>
-        </w:rPr>
       </w:r>
     </w:p>
     <w:sectPr>
